--- a/competition/submission/Nurlanuly_Dulat_EraSeMap_Otzyv_Rukovoditelya_DRAFT.docx
+++ b/competition/submission/Nurlanuly_Dulat_EraSeMap_Otzyv_Rukovoditelya_DRAFT.docx
@@ -191,7 +191,7 @@
           <w:b w:val="0"/>
           <w:i w:val="0"/>
         </w:rPr>
-        <w:t>Код, протоколы и агрегированные результаты опубликованы в воспроизводимом репозитории. Точные решатели сопоставлены с exhaustive oracle, а ключевые ограничения указаны явно. Перед подписанием руководитель должен самостоятельно проверить соответствие этого описания фактическому вкладу автора и результатам, представленным в работе.</w:t>
+        <w:t>Код, протоколы и сводные результаты опубликованы в репозитории. Точные решатели сопоставлены с полным перебором, а ключевые ограничения указаны явно. Перед подписанием руководителю нужно проверить, соответствует ли этот текст фактическому вкладу автора и результатам, представленным в работе.</w:t>
       </w:r>
     </w:p>
     <w:p>
@@ -212,7 +212,7 @@
           <w:b w:val="0"/>
           <w:i w:val="0"/>
         </w:rPr>
-        <w:t>Основные ограничения — отсутствие промышленного пилота и завершённого независимого скрытого эксперимента, а также отрицательный результат быстрых unlearning-кандидатов. Рекомендуется провести независимую проверку на заранее скрытых топологиях и, при наличии разрешения организации, пилот на реальной инфраструктуре без использования персональных данных пользователей.</w:t>
+        <w:t>Основные ограничения — отсутствие рабочего пилота и завершённого независимого скрытого эксперимента, а также отрицательный результат быстрых методов удаления влияния. Рекомендуется провести независимую проверку на заранее скрытых топологиях и, при наличии разрешения организации, пилот на реальной инфраструктуре без использования персональных данных пользователей.</w:t>
       </w:r>
     </w:p>
     <w:p>
@@ -233,7 +233,7 @@
           <w:b w:val="0"/>
           <w:i w:val="0"/>
         </w:rPr>
-        <w:t>Работа имеет исследовательскую и практическую ценность, содержит собственную программную реализацию, формализуемый алгоритм, измеряемые результаты и честно обозначенные границы применимости. После проверки фактического личного вклада и оформления документ может быть рекомендован к участию в секции «Информатика».</w:t>
+        <w:t>Работа имеет исследовательскую и практическую ценность, содержит программную реализацию, формальное описание алгоритма, измеряемые результаты и понятные границы применимости. После проверки фактического личного вклада и оформления документ может быть рекомендован к участию в секции «Информатика».</w:t>
       </w:r>
     </w:p>
     <w:p/>

--- a/competition/submission/Nurlanuly_Dulat_EraSeMap_Otzyv_Rukovoditelya_DRAFT.docx
+++ b/competition/submission/Nurlanuly_Dulat_EraSeMap_Otzyv_Rukovoditelya_DRAFT.docx
@@ -11,7 +11,7 @@
         <w:rPr>
           <w:rFonts w:ascii="PT Sans" w:hAnsi="PT Sans" w:eastAsia="PT Sans" w:cs="PT Sans"/>
           <w:b/>
-          <w:color w:val="2E6388"/>
+          <w:color w:val="2C6F63"/>
           <w:sz w:val="22"/>
         </w:rPr>
         <w:t>ПРОЕКТ ОТЗЫВА НАУЧНОГО РУКОВОДИТЕЛЯ</w:t>
@@ -26,7 +26,7 @@
         <w:rPr>
           <w:rFonts w:ascii="PT Sans" w:hAnsi="PT Sans" w:eastAsia="PT Sans" w:cs="PT Sans"/>
           <w:b/>
-          <w:color w:val="173B57"/>
+          <w:color w:val="173F38"/>
           <w:sz w:val="36"/>
         </w:rPr>
         <w:t>EraSeMap: проверяемое удаление персональных данных из распределённых систем и моделей машинного обучения</w:t>
@@ -40,7 +40,7 @@
       <w:r>
         <w:rPr>
           <w:rFonts w:ascii="PT Sans" w:hAnsi="PT Sans" w:eastAsia="PT Sans" w:cs="PT Sans"/>
-          <w:color w:val="64748B"/>
+          <w:color w:val="5B7069"/>
           <w:sz w:val="19"/>
         </w:rPr>
         <w:t>Автор: Нұрланұлы Дулат, 9 «Б» класс</w:t>
@@ -54,7 +54,7 @@
       <w:r>
         <w:rPr>
           <w:rFonts w:ascii="PT Sans" w:hAnsi="PT Sans" w:eastAsia="PT Sans" w:cs="PT Sans"/>
-          <w:color w:val="64748B"/>
+          <w:color w:val="5B7069"/>
           <w:sz w:val="19"/>
         </w:rPr>
         <w:t>Организация: КГУ «Специализированный лицей-интернат „Білім-инновация“» Управления образования города Алматы</w:t>
@@ -68,7 +68,7 @@
       <w:r>
         <w:rPr>
           <w:rFonts w:ascii="PT Sans" w:hAnsi="PT Sans" w:eastAsia="PT Sans" w:cs="PT Sans"/>
-          <w:color w:val="64748B"/>
+          <w:color w:val="5B7069"/>
           <w:sz w:val="19"/>
         </w:rPr>
         <w:t>Направление II — математическое моделирование экономических и социальных процессов</w:t>
@@ -82,7 +82,7 @@
       <w:r>
         <w:rPr>
           <w:rFonts w:ascii="PT Sans" w:hAnsi="PT Sans" w:eastAsia="PT Sans" w:cs="PT Sans"/>
-          <w:color w:val="64748B"/>
+          <w:color w:val="5B7069"/>
           <w:sz w:val="19"/>
         </w:rPr>
         <w:t>Секция: информатика</w:t>
@@ -96,7 +96,7 @@
       <w:r>
         <w:rPr>
           <w:rFonts w:ascii="PT Sans" w:hAnsi="PT Sans" w:eastAsia="PT Sans" w:cs="PT Sans"/>
-          <w:color w:val="64748B"/>
+          <w:color w:val="5B7069"/>
           <w:sz w:val="19"/>
         </w:rPr>
         <w:t>Научный руководитель: Смағұл Ерзат Айдынұлы, учитель информатики</w:t>
@@ -110,7 +110,7 @@
       <w:r>
         <w:rPr>
           <w:rFonts w:ascii="PT Sans" w:hAnsi="PT Sans" w:eastAsia="PT Sans" w:cs="PT Sans"/>
-          <w:color w:val="64748B"/>
+          <w:color w:val="5B7069"/>
           <w:sz w:val="19"/>
         </w:rPr>
         <w:t>Алматы, 2026</w:t>
@@ -125,7 +125,7 @@
         <w:rPr>
           <w:rFonts w:ascii="PT Sans" w:hAnsi="PT Sans" w:eastAsia="PT Sans" w:cs="PT Sans"/>
           <w:b/>
-          <w:color w:val="173B57"/>
+          <w:color w:val="173F38"/>
           <w:sz w:val="20"/>
         </w:rPr>
         <w:t>Документ действителен только после личной проверки, правок и подписи руководителя.</w:t>
@@ -244,7 +244,7 @@
       <w:r>
         <w:rPr>
           <w:rFonts w:ascii="PT Sans" w:hAnsi="PT Sans" w:eastAsia="PT Sans" w:cs="PT Sans"/>
-          <w:color w:val="1F2933"/>
+          <w:color w:val="173F38"/>
           <w:sz w:val="21"/>
         </w:rPr>
         <w:t>Научный руководитель: Смағұл Ерзат Айдынұлы</w:t>
@@ -257,7 +257,7 @@
       <w:r>
         <w:rPr>
           <w:rFonts w:ascii="PT Sans" w:hAnsi="PT Sans" w:eastAsia="PT Sans" w:cs="PT Sans"/>
-          <w:color w:val="1F2933"/>
+          <w:color w:val="173F38"/>
           <w:sz w:val="21"/>
         </w:rPr>
         <w:t>Должность: учитель информатики</w:t>
@@ -270,7 +270,7 @@
       <w:r>
         <w:rPr>
           <w:rFonts w:ascii="PT Sans" w:hAnsi="PT Sans" w:eastAsia="PT Sans" w:cs="PT Sans"/>
-          <w:color w:val="1F2933"/>
+          <w:color w:val="173F38"/>
           <w:sz w:val="21"/>
         </w:rPr>
         <w:t>Подпись: ____________________</w:t>
@@ -283,7 +283,7 @@
       <w:r>
         <w:rPr>
           <w:rFonts w:ascii="PT Sans" w:hAnsi="PT Sans" w:eastAsia="PT Sans" w:cs="PT Sans"/>
-          <w:color w:val="1F2933"/>
+          <w:color w:val="173F38"/>
           <w:sz w:val="21"/>
         </w:rPr>
         <w:t>Дата: ____________________</w:t>
@@ -312,7 +312,7 @@
     <w:r>
       <w:rPr>
         <w:rFonts w:ascii="PT Sans" w:hAnsi="PT Sans" w:eastAsia="PT Sans" w:cs="PT Sans"/>
-        <w:color w:val="64748B"/>
+        <w:color w:val="5B7069"/>
         <w:sz w:val="18"/>
       </w:rPr>
       <w:fldChar w:fldCharType="begin"/>
@@ -334,7 +334,7 @@
       <w:rPr>
         <w:rFonts w:ascii="PT Sans" w:hAnsi="PT Sans" w:eastAsia="PT Sans" w:cs="PT Sans"/>
         <w:b/>
-        <w:color w:val="64748B"/>
+        <w:color w:val="5B7069"/>
         <w:sz w:val="18"/>
       </w:rPr>
       <w:t>EraSeMap | Научная работа</w:t>
@@ -712,7 +712,7 @@
     </w:pPr>
     <w:rPr>
       <w:rFonts w:ascii="PT Serif" w:hAnsi="PT Serif" w:eastAsia="PT Serif" w:cs="PT Serif"/>
-      <w:color w:val="1F2933"/>
+      <w:color w:val="173F38"/>
       <w:sz w:val="22"/>
     </w:rPr>
   </w:style>
@@ -778,7 +778,7 @@
       <w:rFonts w:asciiTheme="majorHAnsi" w:eastAsiaTheme="majorEastAsia" w:hAnsiTheme="majorHAnsi" w:cstheme="majorBidi" w:ascii="PT Sans" w:hAnsi="PT Sans" w:eastAsia="PT Sans" w:cs="PT Sans"/>
       <w:b/>
       <w:bCs/>
-      <w:color w:val="173B57"/>
+      <w:color w:val="173F38"/>
       <w:sz w:val="32"/>
       <w:szCs w:val="28"/>
     </w:rPr>
@@ -802,7 +802,7 @@
       <w:rFonts w:asciiTheme="majorHAnsi" w:eastAsiaTheme="majorEastAsia" w:hAnsiTheme="majorHAnsi" w:cstheme="majorBidi" w:ascii="PT Sans" w:hAnsi="PT Sans" w:eastAsia="PT Sans" w:cs="PT Sans"/>
       <w:b/>
       <w:bCs/>
-      <w:color w:val="2E6388"/>
+      <w:color w:val="2C6F63"/>
       <w:sz w:val="26"/>
       <w:szCs w:val="26"/>
     </w:rPr>
@@ -826,7 +826,7 @@
       <w:rFonts w:asciiTheme="majorHAnsi" w:eastAsiaTheme="majorEastAsia" w:hAnsiTheme="majorHAnsi" w:cstheme="majorBidi" w:ascii="PT Sans" w:hAnsi="PT Sans" w:eastAsia="PT Sans" w:cs="PT Sans"/>
       <w:b/>
       <w:bCs/>
-      <w:color w:val="173B57"/>
+      <w:color w:val="173F38"/>
       <w:sz w:val="24"/>
     </w:rPr>
   </w:style>
@@ -12432,7 +12432,7 @@
     <w:rPr>
       <w:rFonts w:ascii="PT Sans" w:hAnsi="PT Sans" w:eastAsia="PT Sans" w:cs="PT Sans"/>
       <w:i/>
-      <w:color w:val="64748B"/>
+      <w:color w:val="5B7069"/>
       <w:sz w:val="18"/>
     </w:rPr>
   </w:style>
@@ -12445,7 +12445,7 @@
     <w:rPr>
       <w:rFonts w:ascii="PT Serif" w:hAnsi="PT Serif" w:eastAsia="PT Serif" w:cs="PT Serif"/>
       <w:i/>
-      <w:color w:val="173B57"/>
+      <w:color w:val="173F38"/>
       <w:sz w:val="22"/>
     </w:rPr>
   </w:style>

--- a/competition/submission/Nurlanuly_Dulat_EraSeMap_Otzyv_Rukovoditelya_DRAFT.docx
+++ b/competition/submission/Nurlanuly_Dulat_EraSeMap_Otzyv_Rukovoditelya_DRAFT.docx
@@ -134,6 +134,7 @@
     <w:p>
       <w:pPr>
         <w:pStyle w:val="Heading1"/>
+        <w:keepNext/>
       </w:pPr>
       <w:r>
         <w:t>Актуальность</w:t>
@@ -141,6 +142,7 @@
     </w:p>
     <w:p>
       <w:pPr>
+        <w:keepLines/>
         <w:widowControl/>
       </w:pPr>
       <w:r>
@@ -149,12 +151,13 @@
           <w:b w:val="0"/>
           <w:i w:val="0"/>
         </w:rPr>
-        <w:t>Работа посвящена проверяемому удалению персональных данных из распределённых информационных систем и моделей машинного обучения. Проблема актуальна для биометрических, банковских, государственных и образовательных систем, где удаление основной записи не гарантирует исчезновение копий, производных и возможности будущего восстановления.</w:t>
+        <w:t>Я считаю тему работы своевременной и практически важной. В современной системе обычная процедура удаления часто затрагивает только основную запись, но не отвечает на вопрос, остались ли копии в кэше, реплике, индексе, резервной копии или в производной модели. Автор рассматривает эту проблему как единый путь данных и предлагает проверять не только сам факт удаления, но и отсутствие последующего восстановления. Такой подход может быть полезен для биометрических, банковских, государственных и образовательных систем.</w:t>
       </w:r>
     </w:p>
     <w:p>
       <w:pPr>
         <w:pStyle w:val="Heading1"/>
+        <w:keepNext/>
       </w:pPr>
       <w:r>
         <w:t>Личный вклад автора</w:t>
@@ -162,6 +165,7 @@
     </w:p>
     <w:p>
       <w:pPr>
+        <w:keepLines/>
         <w:widowControl/>
       </w:pPr>
       <w:r>
@@ -170,12 +174,13 @@
           <w:b w:val="0"/>
           <w:i w:val="0"/>
         </w:rPr>
-        <w:t>Автор сформулировал исследовательский вопрос, разработал единый алгоритм FIND–ERASE–PROVE, реализовал программный прототип и воспроизводимые проверки, подготовил экспериментальные сценарии, проанализировал результаты и сохранил отрицательные результаты machine unlearning. В работе разделены подтверждённые результаты, ограничения и будущие направления исследования.</w:t>
+        <w:t>Дулат самостоятельно сформулировал исследовательский вопрос и разработал алгоритм FIND–ERASE–PROVE. Он реализовал программный прототип, подготовил сценарии проверок, провёл эксперименты, сравнил результаты с базовыми стратегиями и оформил воспроизводимый набор материалов. Отдельно отмечу, что автор не скрыл отрицательный результат быстрых методов machine unlearning: это показывает ответственное отношение к эксперименту. В работе ясно отделены результаты, ограничения и задачи дальнейшего исследования.</w:t>
       </w:r>
     </w:p>
     <w:p>
       <w:pPr>
         <w:pStyle w:val="Heading1"/>
+        <w:keepNext/>
       </w:pPr>
       <w:r>
         <w:t>Достоверность и самостоятельность</w:t>
@@ -183,6 +188,7 @@
     </w:p>
     <w:p>
       <w:pPr>
+        <w:keepLines/>
         <w:widowControl/>
       </w:pPr>
       <w:r>
@@ -191,12 +197,13 @@
           <w:b w:val="0"/>
           <w:i w:val="0"/>
         </w:rPr>
-        <w:t>Код, протоколы и сводные результаты опубликованы в репозитории. Точные решатели сопоставлены с полным перебором, а ключевые ограничения указаны явно. Перед подписанием руководителю нужно проверить, соответствует ли этот текст фактическому вкладу автора и результатам, представленным в работе.</w:t>
+        <w:t>Работа содержит код, зафиксированные протоколы и сводные результаты, поэтому основные выводы можно проверить повторным запуском. Для небольших задач автор сопоставил точные решатели с полным перебором и указал границы, в которых действуют его выводы. Перед подписанием я лично сверю формулировки с фактическим вкладом автора и представленными материалами.</w:t>
       </w:r>
     </w:p>
     <w:p>
       <w:pPr>
         <w:pStyle w:val="Heading1"/>
+        <w:keepNext/>
       </w:pPr>
       <w:r>
         <w:t>Недостатки и рекомендации</w:t>
@@ -204,6 +211,7 @@
     </w:p>
     <w:p>
       <w:pPr>
+        <w:keepLines/>
         <w:widowControl/>
       </w:pPr>
       <w:r>
@@ -212,12 +220,13 @@
           <w:b w:val="0"/>
           <w:i w:val="0"/>
         </w:rPr>
-        <w:t>Основные ограничения — отсутствие рабочего пилота и завершённого независимого скрытого эксперимента, а также отрицательный результат быстрых методов удаления влияния. Рекомендуется провести независимую проверку на заранее скрытых топологиях и, при наличии разрешения организации, пилот на реальной инфраструктуре без использования персональных данных пользователей.</w:t>
+        <w:t>Работа пока проверена на зарегистрированных сценариях, поэтому её нельзя считать доказательством готовности к промышленному внедрению. Независимый скрытый эксперимент и пилот на инфраструктуре организации ещё не завершены. В дальнейшем рекомендую провести такую проверку на заранее скрытых топологиях и, только при наличии разрешения, на обезличенной тестовой инфраструктуре. Отрицательный результат быстрых методов удаления влияния также следует сохранить как важную границу применимости, а не заменять его более удобной формулировкой.</w:t>
       </w:r>
     </w:p>
     <w:p>
       <w:pPr>
         <w:pStyle w:val="Heading1"/>
+        <w:keepNext/>
       </w:pPr>
       <w:r>
         <w:t>Заключение руководителя</w:t>
@@ -225,6 +234,7 @@
     </w:p>
     <w:p>
       <w:pPr>
+        <w:keepLines/>
         <w:widowControl/>
       </w:pPr>
       <w:r>
@@ -233,7 +243,7 @@
           <w:b w:val="0"/>
           <w:i w:val="0"/>
         </w:rPr>
-        <w:t>Работа имеет исследовательскую и практическую ценность, содержит программную реализацию, формальное описание алгоритма, измеряемые результаты и понятные границы применимости. После проверки фактического личного вклада и оформления документ может быть рекомендован к участию в секции «Информатика».</w:t>
+        <w:t>По итогам ознакомления считаю, что работа имеет исследовательскую и практическую ценность для секции «Информатика». В ней есть самостоятельная программная реализация, понятное описание алгоритма, измеряемые результаты и честно обозначенные ограничения. После моей личной проверки текста, фактического вклада автора и окончательного оформления работу можно рекомендовать к участию в конкурсе.</w:t>
       </w:r>
     </w:p>
     <w:p/>
